--- a/docs/PROBLEM_FRAME.docx
+++ b/docs/PROBLEM_FRAME.docx
@@ -4,34 +4,231 @@
   <w:body>
     <w:p>
       <w:pPr>
-        <w:pStyle w:val="Title"/>
-        <w:jc w:val="center"/>
+        <w:pStyle w:val="Heading1"/>
       </w:pPr>
       <w:r>
         <w:t>EqualTales — 4-Line Problem Frame</w:t>
       </w:r>
     </w:p>
+    <w:p/>
     <w:p>
       <w:r>
-        <w:rPr>
-          <w:b/>
-        </w:rPr>
-        <w:t xml:space="preserve">Project: </w:t>
+        <w:t>Project: EqualTales</w:t>
       </w:r>
+    </w:p>
+    <w:p>
       <w:r>
-        <w:t>EqualTales</w:t>
+        <w:t>Track: AI/ML</w:t>
+      </w:r>
+    </w:p>
+    <w:p>
+      <w:r>
+        <w:t>Challenge: CreateHER Fest #75HER Challenge Hackathon 2026</w:t>
       </w:r>
     </w:p>
     <w:p/>
     <w:p>
       <w:r>
-        <w:rPr>
-          <w:b/>
-        </w:rPr>
-        <w:t xml:space="preserve">Team: </w:t>
+        <w:t>──────────────────────────────────────────────────</w:t>
       </w:r>
+    </w:p>
+    <w:p/>
+    <w:p>
+      <w:pPr>
+        <w:pStyle w:val="Heading2"/>
+      </w:pPr>
       <w:r>
-        <w:t>Solo Builder</w:t>
+        <w:t>The 4 Lines</w:t>
+      </w:r>
+    </w:p>
+    <w:p/>
+    <w:p>
+      <w:pPr>
+        <w:pStyle w:val="Heading3"/>
+      </w:pPr>
+      <w:r>
+        <w:t>Line 1: User</w:t>
+      </w:r>
+    </w:p>
+    <w:p>
+      <w:r>
+        <w:t>Mothers of children ages 3–10 who want to counter gender stereotypes their children are absorbing from peers, media, and society.</w:t>
+      </w:r>
+    </w:p>
+    <w:p/>
+    <w:p>
+      <w:pPr>
+        <w:pStyle w:val="Heading3"/>
+      </w:pPr>
+      <w:r>
+        <w:t>Line 2: Problem</w:t>
+      </w:r>
+    </w:p>
+    <w:p>
+      <w:r>
+        <w:t>Children internalize gender stereotypes by age 3, and by age 6, girls start believing boys are inherently "smarter." Existing counter-stereotype content is either:</w:t>
+      </w:r>
+    </w:p>
+    <w:p>
+      <w:pPr>
+        <w:pStyle w:val="ListBullet"/>
+      </w:pPr>
+      <w:r>
+        <w:t>**Generic** ("girls can do anything!") — too vague to address specific beliefs</w:t>
+      </w:r>
+    </w:p>
+    <w:p>
+      <w:pPr>
+        <w:pStyle w:val="ListBullet"/>
+      </w:pPr>
+      <w:r>
+        <w:t>**Biographical** (stories about famous women) — disconnected from the child's personal experience</w:t>
+      </w:r>
+    </w:p>
+    <w:p/>
+    <w:p>
+      <w:r>
+        <w:t>Neither approach effectively shifts deeply held beliefs because they don't address the specific stereotype the child has expressed.</w:t>
+      </w:r>
+    </w:p>
+    <w:p/>
+    <w:p>
+      <w:pPr>
+        <w:pStyle w:val="Heading3"/>
+      </w:pPr>
+      <w:r>
+        <w:t>Line 3: Constraints</w:t>
+      </w:r>
+    </w:p>
+    <w:p>
+      <w:pPr>
+        <w:pStyle w:val="ListBullet"/>
+      </w:pPr>
+      <w:r>
+        <w:t>**Technical:** Must use Goose (Block's open-source AI agent framework) with Claude</w:t>
+      </w:r>
+    </w:p>
+    <w:p>
+      <w:pPr>
+        <w:pStyle w:val="ListBullet"/>
+      </w:pPr>
+      <w:r>
+        <w:t>**Timeline:** Solo builder, 8-day build (Feb 27 – Mar 7, 2026)</w:t>
+      </w:r>
+    </w:p>
+    <w:p>
+      <w:pPr>
+        <w:pStyle w:val="ListBullet"/>
+      </w:pPr>
+      <w:r>
+        <w:t>**Content:** Stories must be age-appropriate (3-10), engaging, and illustrated</w:t>
+      </w:r>
+    </w:p>
+    <w:p>
+      <w:pPr>
+        <w:pStyle w:val="ListBullet"/>
+      </w:pPr>
+      <w:r>
+        <w:t>**Integration:** Real historical women must be woven naturally into narrative (not forced biography)</w:t>
+      </w:r>
+    </w:p>
+    <w:p>
+      <w:pPr>
+        <w:pStyle w:val="ListBullet"/>
+      </w:pPr>
+      <w:r>
+        <w:t>**Quality:** Generated content must pass AI-powered stereotype reinforcement detection</w:t>
+      </w:r>
+    </w:p>
+    <w:p>
+      <w:pPr>
+        <w:pStyle w:val="ListBullet"/>
+      </w:pPr>
+      <w:r>
+        <w:t>**Budget:** $80 sponsored OpenRouter credits + DALL-E 3 costs (~$0.20-0.40/story)</w:t>
+      </w:r>
+    </w:p>
+    <w:p/>
+    <w:p>
+      <w:pPr>
+        <w:pStyle w:val="Heading3"/>
+      </w:pPr>
+      <w:r>
+        <w:t>Line 4: Success Test</w:t>
+      </w:r>
+    </w:p>
+    <w:p>
+      <w:r>
+        <w:t>A mother inputs a stereotype her child expressed (e.g., "my daughter thinks math is for boys"), selects child's age and name, and receives a complete 5-page illustrated story featuring a fictional child who discovers a real woman who defied that stereotype — generated in under 90 seconds, with verified anti-stereotype content (QA score 7+/10).</w:t>
+      </w:r>
+    </w:p>
+    <w:p/>
+    <w:p>
+      <w:r>
+        <w:t>Observable in 5-minute demo:</w:t>
+      </w:r>
+    </w:p>
+    <w:p>
+      <w:pPr>
+        <w:pStyle w:val="ListNumber"/>
+      </w:pPr>
+      <w:r>
+        <w:t>Judge clicks "Try It Now" (no login required)</w:t>
+      </w:r>
+    </w:p>
+    <w:p>
+      <w:pPr>
+        <w:pStyle w:val="ListNumber"/>
+      </w:pPr>
+      <w:r>
+        <w:t>Selects example stereotype or types custom input</w:t>
+      </w:r>
+    </w:p>
+    <w:p>
+      <w:pPr>
+        <w:pStyle w:val="ListNumber"/>
+      </w:pPr>
+      <w:r>
+        <w:t>Enters child name and age</w:t>
+      </w:r>
+    </w:p>
+    <w:p>
+      <w:pPr>
+        <w:pStyle w:val="ListNumber"/>
+      </w:pPr>
+      <w:r>
+        <w:t>Watches story generate with progress indicators</w:t>
+      </w:r>
+    </w:p>
+    <w:p>
+      <w:pPr>
+        <w:pStyle w:val="ListNumber"/>
+      </w:pPr>
+      <w:r>
+        <w:t>Reads complete illustrated storybook with page turns</w:t>
+      </w:r>
+    </w:p>
+    <w:p>
+      <w:pPr>
+        <w:pStyle w:val="ListNumber"/>
+      </w:pPr>
+      <w:r>
+        <w:t>Sees QA verification badge confirming story passed stereotype check</w:t>
+      </w:r>
+    </w:p>
+    <w:p/>
+    <w:p>
+      <w:r>
+        <w:t>──────────────────────────────────────────────────</w:t>
+      </w:r>
+    </w:p>
+    <w:p/>
+    <w:p>
+      <w:pPr>
+        <w:pStyle w:val="Heading2"/>
+      </w:pPr>
+      <w:r>
+        <w:t>AI Pressure-Test</w:t>
       </w:r>
     </w:p>
     <w:p/>
@@ -49,27 +246,19 @@
         <w:tc>
           <w:tcPr>
             <w:tcW w:type="dxa" w:w="4320"/>
-            <w:shd w:fill="D9EAD3"/>
           </w:tcPr>
           <w:p>
             <w:r>
-              <w:rPr>
-                <w:b/>
-              </w:rPr>
-              <w:t>Line</w:t>
+              <w:t>Field</w:t>
             </w:r>
           </w:p>
         </w:tc>
         <w:tc>
           <w:tcPr>
             <w:tcW w:type="dxa" w:w="4320"/>
-            <w:shd w:fill="D9EAD3"/>
           </w:tcPr>
           <w:p>
             <w:r>
-              <w:rPr>
-                <w:b/>
-              </w:rPr>
               <w:t>Content</w:t>
             </w:r>
           </w:p>
@@ -82,10 +271,7 @@
           </w:tcPr>
           <w:p>
             <w:r>
-              <w:rPr>
-                <w:b/>
-              </w:rPr>
-              <w:t>User</w:t>
+              <w:t>**LLM Used**</w:t>
             </w:r>
           </w:p>
         </w:tc>
@@ -95,7 +281,7 @@
           </w:tcPr>
           <w:p>
             <w:r>
-              <w:t>Mothers of children ages 3–10 who want to counter gender stereotypes their children are absorbing.</w:t>
+              <w:t>Claude Sonnet 4.5 (via Claude Code)</w:t>
             </w:r>
           </w:p>
         </w:tc>
@@ -107,10 +293,7 @@
           </w:tcPr>
           <w:p>
             <w:r>
-              <w:rPr>
-                <w:b/>
-              </w:rPr>
-              <w:t>Problem</w:t>
+              <w:t>**Prompt Summary**</w:t>
             </w:r>
           </w:p>
         </w:tc>
@@ -120,7 +303,7 @@
           </w:tcPr>
           <w:p>
             <w:r>
-              <w:t>Children internalize gender stereotypes by age 3. By age 6, girls believe boys are "smarter." Existing counter-stereotype content is either generic ("girls can do anything!") or biographical and disconnected from the child's personal experience.</w:t>
+              <w:t>"Review this problem frame for clarity, specificity, and completeness"</w:t>
             </w:r>
           </w:p>
         </w:tc>
@@ -132,10 +315,7 @@
           </w:tcPr>
           <w:p>
             <w:r>
-              <w:rPr>
-                <w:b/>
-              </w:rPr>
-              <w:t>Constraints</w:t>
+              <w:t>**AI Output**</w:t>
             </w:r>
           </w:p>
         </w:tc>
@@ -145,7 +325,7 @@
           </w:tcPr>
           <w:p>
             <w:r>
-              <w:t>Goose AI agent + Claude; 8-day solo build; must be age-appropriate (3-10); needs QA verification loop to prevent AI stereotype amplification.</w:t>
+              <w:t>Suggested adding specific age range, quantifying success metrics, clarifying constraint priorities</w:t>
             </w:r>
           </w:p>
         </w:tc>
@@ -157,10 +337,7 @@
           </w:tcPr>
           <w:p>
             <w:r>
-              <w:rPr>
-                <w:b/>
-              </w:rPr>
-              <w:t>Success Test</w:t>
+              <w:t>**What I Kept**</w:t>
             </w:r>
           </w:p>
         </w:tc>
@@ -170,7 +347,29 @@
           </w:tcPr>
           <w:p>
             <w:r>
-              <w:t>Mother inputs stereotype → receives 5-page illustrated story featuring her child's name and a real woman who disproved it → under 90 seconds → story passes QA verification.</w:t>
+              <w:t>Age range specification (3-10), generation time target (&lt;90 seconds), QA score threshold (7+/10)</w:t>
+            </w:r>
+          </w:p>
+        </w:tc>
+      </w:tr>
+      <w:tr>
+        <w:tc>
+          <w:tcPr>
+            <w:tcW w:type="dxa" w:w="4320"/>
+          </w:tcPr>
+          <w:p>
+            <w:r>
+              <w:t>**What I Changed**</w:t>
+            </w:r>
+          </w:p>
+        </w:tc>
+        <w:tc>
+          <w:tcPr>
+            <w:tcW w:type="dxa" w:w="4320"/>
+          </w:tcPr>
+          <w:p>
+            <w:r>
+              <w:t>Removed jargon ("counter-stereotypical exposure"), added concrete demo flow steps</w:t>
             </w:r>
           </w:p>
         </w:tc>
@@ -179,9 +378,16 @@
     <w:p/>
     <w:p>
       <w:r>
+        <w:t>──────────────────────────────────────────────────</w:t>
+      </w:r>
+    </w:p>
+    <w:p/>
+    <w:p>
+      <w:r>
         <w:t>Built for #75HER Challenge | CreateHER Fest 2026</w:t>
       </w:r>
     </w:p>
+    <w:p/>
     <w:sectPr>
       <w:pgSz w:w="12240" w:h="15840"/>
       <w:pgMar w:top="1440" w:right="1800" w:bottom="1440" w:left="1800" w:header="720" w:footer="720" w:gutter="0"/>
@@ -555,6 +761,10 @@
     <w:name w:val="Normal"/>
     <w:qFormat/>
     <w:rsid w:val="00FC693F"/>
+    <w:rPr>
+      <w:rFonts w:ascii="Calibri" w:hAnsi="Calibri"/>
+      <w:sz w:val="22"/>
+    </w:rPr>
   </w:style>
   <w:style w:type="paragraph" w:styleId="Header">
     <w:name w:val="header"/>

--- a/docs/PROBLEM_FRAME.docx
+++ b/docs/PROBLEM_FRAME.docx
@@ -10,29 +10,58 @@
         <w:t>EqualTales — 4-Line Problem Frame</w:t>
       </w:r>
     </w:p>
-    <w:p/>
     <w:p>
       <w:r>
-        <w:t>Project: EqualTales</w:t>
+        <w:rPr>
+          <w:b/>
+        </w:rPr>
+        <w:t>Project:</w:t>
+      </w:r>
+      <w:r>
+        <w:t xml:space="preserve"> EqualTales</w:t>
       </w:r>
     </w:p>
     <w:p>
       <w:r>
-        <w:t>Track: AI/ML</w:t>
+        <w:rPr>
+          <w:b/>
+        </w:rPr>
+        <w:t>Track:</w:t>
+      </w:r>
+      <w:r>
+        <w:t xml:space="preserve"> AI/ML</w:t>
       </w:r>
     </w:p>
     <w:p>
       <w:r>
-        <w:t>Challenge: CreateHER Fest #75HER Challenge Hackathon 2026</w:t>
+        <w:rPr>
+          <w:b/>
+        </w:rPr>
+        <w:t>Challenge:</w:t>
+      </w:r>
+      <w:r>
+        <w:t xml:space="preserve"> CreateHER Fest #75HER Challenge Hackathon 2026</w:t>
       </w:r>
     </w:p>
-    <w:p/>
     <w:p>
       <w:r>
-        <w:t>──────────────────────────────────────────────────</w:t>
+        <w:rPr>
+          <w:b/>
+        </w:rPr>
+        <w:t>SDGs:</w:t>
+      </w:r>
+      <w:r>
+        <w:t xml:space="preserve"> Gender Equality (5), Quality Education (4), Decent Work (8), Industry Innovation (9), Reduced Inequalities (10)</w:t>
       </w:r>
     </w:p>
-    <w:p/>
+    <w:p>
+      <w:r>
+        <w:rPr>
+          <w:color w:val="C8C8C8"/>
+        </w:rPr>
+        <w:t>────────────────────────────────────────────────────────────</w:t>
+      </w:r>
+    </w:p>
     <w:p>
       <w:pPr>
         <w:pStyle w:val="Heading2"/>
@@ -41,7 +70,6 @@
         <w:t>The 4 Lines</w:t>
       </w:r>
     </w:p>
-    <w:p/>
     <w:p>
       <w:pPr>
         <w:pStyle w:val="Heading3"/>
@@ -52,10 +80,15 @@
     </w:p>
     <w:p>
       <w:r>
-        <w:t>Mothers of children ages 3–10 who want to counter gender stereotypes their children are absorbing from peers, media, and society.</w:t>
+        <w:rPr>
+          <w:b/>
+        </w:rPr>
+        <w:t>Mothers of children ages 3–10</w:t>
+      </w:r>
+      <w:r>
+        <w:t xml:space="preserve"> who want to counter gender stereotypes their children are absorbing from peers, media, and society.</w:t>
       </w:r>
     </w:p>
-    <w:p/>
     <w:p>
       <w:pPr>
         <w:pStyle w:val="Heading3"/>
@@ -66,7 +99,34 @@
     </w:p>
     <w:p>
       <w:r>
-        <w:t>Children internalize gender stereotypes by age 3, and by age 6, girls start believing boys are inherently "smarter." Existing counter-stereotype content is either:</w:t>
+        <w:t xml:space="preserve">Children internalize gender stereotypes by </w:t>
+      </w:r>
+      <w:r>
+        <w:rPr>
+          <w:b/>
+        </w:rPr>
+        <w:t>age 3</w:t>
+      </w:r>
+      <w:r>
+        <w:t xml:space="preserve"> (Bian et al., 2017, *Science*), and by </w:t>
+      </w:r>
+      <w:r>
+        <w:rPr>
+          <w:b/>
+        </w:rPr>
+        <w:t>age 6</w:t>
+      </w:r>
+      <w:r>
+        <w:t xml:space="preserve">, girls start believing boys are inherently "smarter." Research shows AI-generated children's content amplifies stereotypes </w:t>
+      </w:r>
+      <w:r>
+        <w:rPr>
+          <w:b/>
+        </w:rPr>
+        <w:t>55% more</w:t>
+      </w:r>
+      <w:r>
+        <w:t xml:space="preserve"> than human-written content (EMNLP 2025). Existing counter-stereotype content is either:</w:t>
       </w:r>
     </w:p>
     <w:p>
@@ -74,7 +134,13 @@
         <w:pStyle w:val="ListBullet"/>
       </w:pPr>
       <w:r>
-        <w:t>**Generic** ("girls can do anything!") — too vague to address specific beliefs</w:t>
+        <w:rPr>
+          <w:b/>
+        </w:rPr>
+        <w:t>Generic</w:t>
+      </w:r>
+      <w:r>
+        <w:t xml:space="preserve"> ("girls can do anything!") — too vague to address specific beliefs</w:t>
       </w:r>
     </w:p>
     <w:p>
@@ -82,16 +148,20 @@
         <w:pStyle w:val="ListBullet"/>
       </w:pPr>
       <w:r>
-        <w:t>**Biographical** (stories about famous women) — disconnected from the child's personal experience</w:t>
+        <w:rPr>
+          <w:b/>
+        </w:rPr>
+        <w:t>Biographical</w:t>
+      </w:r>
+      <w:r>
+        <w:t xml:space="preserve"> (stories about famous women) — disconnected from the child's personal experience</w:t>
       </w:r>
     </w:p>
-    <w:p/>
     <w:p>
       <w:r>
-        <w:t>Neither approach effectively shifts deeply held beliefs because they don't address the specific stereotype the child has expressed.</w:t>
+        <w:t>Neither approach effectively shifts deeply held beliefs because they don't address the *specific* stereotype the child has expressed.</w:t>
       </w:r>
     </w:p>
-    <w:p/>
     <w:p>
       <w:pPr>
         <w:pStyle w:val="Heading3"/>
@@ -105,7 +175,13 @@
         <w:pStyle w:val="ListBullet"/>
       </w:pPr>
       <w:r>
-        <w:t>**Technical:** Must use Goose (Block's open-source AI agent framework) with Claude</w:t>
+        <w:rPr>
+          <w:b/>
+        </w:rPr>
+        <w:t>Technical:</w:t>
+      </w:r>
+      <w:r>
+        <w:t xml:space="preserve"> Must use Goose (Block's open-source AI agent framework) with Claude as AI backbone</w:t>
       </w:r>
     </w:p>
     <w:p>
@@ -113,7 +189,13 @@
         <w:pStyle w:val="ListBullet"/>
       </w:pPr>
       <w:r>
-        <w:t>**Timeline:** Solo builder, 8-day build (Feb 27 – Mar 7, 2026)</w:t>
+        <w:rPr>
+          <w:b/>
+        </w:rPr>
+        <w:t>Timeline:</w:t>
+      </w:r>
+      <w:r>
+        <w:t xml:space="preserve"> Solo builder, 8-day build (Feb 27 – Mar 7, 2026)</w:t>
       </w:r>
     </w:p>
     <w:p>
@@ -121,7 +203,13 @@
         <w:pStyle w:val="ListBullet"/>
       </w:pPr>
       <w:r>
-        <w:t>**Content:** Stories must be age-appropriate (3-10), engaging, and illustrated</w:t>
+        <w:rPr>
+          <w:b/>
+        </w:rPr>
+        <w:t>Content:</w:t>
+      </w:r>
+      <w:r>
+        <w:t xml:space="preserve"> Stories must be age-appropriate (3-10), engaging, and illustrated</w:t>
       </w:r>
     </w:p>
     <w:p>
@@ -129,7 +217,13 @@
         <w:pStyle w:val="ListBullet"/>
       </w:pPr>
       <w:r>
-        <w:t>**Integration:** Real historical women must be woven naturally into narrative (not forced biography)</w:t>
+        <w:rPr>
+          <w:b/>
+        </w:rPr>
+        <w:t>Narrative Design:</w:t>
+      </w:r>
+      <w:r>
+        <w:t xml:space="preserve"> Real historical women must be woven naturally into narrative — "Discovery, Not Biography" principle</w:t>
       </w:r>
     </w:p>
     <w:p>
@@ -137,7 +231,13 @@
         <w:pStyle w:val="ListBullet"/>
       </w:pPr>
       <w:r>
-        <w:t>**Quality:** Generated content must pass AI-powered stereotype reinforcement detection</w:t>
+        <w:rPr>
+          <w:b/>
+        </w:rPr>
+        <w:t>Quality:</w:t>
+      </w:r>
+      <w:r>
+        <w:t xml:space="preserve"> Generated content must pass AI-powered stereotype reinforcement detection (score 7+/10)</w:t>
       </w:r>
     </w:p>
     <w:p>
@@ -145,10 +245,29 @@
         <w:pStyle w:val="ListBullet"/>
       </w:pPr>
       <w:r>
-        <w:t>**Budget:** $80 sponsored OpenRouter credits + DALL-E 3 costs (~$0.20-0.40/story)</w:t>
+        <w:rPr>
+          <w:b/>
+        </w:rPr>
+        <w:t>Budget:</w:t>
+      </w:r>
+      <w:r>
+        <w:t xml:space="preserve"> Sponsored OpenRouter credits for Claude + DALL-E 3 costs (~$0.20-0.40/story)</w:t>
       </w:r>
     </w:p>
-    <w:p/>
+    <w:p>
+      <w:pPr>
+        <w:pStyle w:val="ListBullet"/>
+      </w:pPr>
+      <w:r>
+        <w:rPr>
+          <w:b/>
+        </w:rPr>
+        <w:t>Privacy:</w:t>
+      </w:r>
+      <w:r>
+        <w:t xml:space="preserve"> No user accounts, no data persistence, no login required</w:t>
+      </w:r>
+    </w:p>
     <w:p>
       <w:pPr>
         <w:pStyle w:val="Heading3"/>
@@ -159,12 +278,41 @@
     </w:p>
     <w:p>
       <w:r>
-        <w:t>A mother inputs a stereotype her child expressed (e.g., "my daughter thinks math is for boys"), selects child's age and name, and receives a complete 5-page illustrated story featuring a fictional child who discovers a real woman who defied that stereotype — generated in under 90 seconds, with verified anti-stereotype content (QA score 7+/10).</w:t>
+        <w:t xml:space="preserve">A mother inputs a stereotype her child expressed (e.g., "my daughter thinks math is for boys"), selects child's age and name, and receives a </w:t>
+      </w:r>
+      <w:r>
+        <w:rPr>
+          <w:b/>
+        </w:rPr>
+        <w:t>complete 5-page illustrated story</w:t>
+      </w:r>
+      <w:r>
+        <w:t xml:space="preserve"> featuring a fictional child (named after her real child) who discovers a real woman who defied that stereotype — </w:t>
+      </w:r>
+      <w:r>
+        <w:rPr>
+          <w:b/>
+        </w:rPr>
+        <w:t>generated in under 90 seconds</w:t>
+      </w:r>
+      <w:r>
+        <w:t xml:space="preserve">, with </w:t>
+      </w:r>
+      <w:r>
+        <w:rPr>
+          <w:b/>
+        </w:rPr>
+        <w:t>verified anti-stereotype content</w:t>
+      </w:r>
+      <w:r>
+        <w:t xml:space="preserve"> (QA score 7+/10).</w:t>
       </w:r>
     </w:p>
-    <w:p/>
     <w:p>
       <w:r>
+        <w:rPr>
+          <w:b/>
+        </w:rPr>
         <w:t>Observable in 5-minute demo:</w:t>
       </w:r>
     </w:p>
@@ -173,7 +321,15 @@
         <w:pStyle w:val="ListNumber"/>
       </w:pPr>
       <w:r>
-        <w:t>Judge clicks "Try It Now" (no login required)</w:t>
+        <w:t>Judge opens https://equaltales.vercel.app (no login required)</w:t>
+      </w:r>
+    </w:p>
+    <w:p>
+      <w:pPr>
+        <w:pStyle w:val="ListNumber"/>
+      </w:pPr>
+      <w:r>
+        <w:t>Clicks "Try It Now"</w:t>
       </w:r>
     </w:p>
     <w:p>
@@ -189,7 +345,7 @@
         <w:pStyle w:val="ListNumber"/>
       </w:pPr>
       <w:r>
-        <w:t>Enters child name and age</w:t>
+        <w:t>Enters child name and age (3-10)</w:t>
       </w:r>
     </w:p>
     <w:p>
@@ -197,7 +353,7 @@
         <w:pStyle w:val="ListNumber"/>
       </w:pPr>
       <w:r>
-        <w:t>Watches story generate with progress indicators</w:t>
+        <w:t>Watches 5-step progress (classify → match woman → write story → QA → illustrate)</w:t>
       </w:r>
     </w:p>
     <w:p>
@@ -205,7 +361,7 @@
         <w:pStyle w:val="ListNumber"/>
       </w:pPr>
       <w:r>
-        <w:t>Reads complete illustrated storybook with page turns</w:t>
+        <w:t>Reads complete 5-page illustrated storybook with page-turn navigation</w:t>
       </w:r>
     </w:p>
     <w:p>
@@ -213,16 +369,78 @@
         <w:pStyle w:val="ListNumber"/>
       </w:pPr>
       <w:r>
-        <w:t>Sees QA verification badge confirming story passed stereotype check</w:t>
+        <w:t>Views companion section: real woman bio, discussion prompts, activity suggestion</w:t>
       </w:r>
     </w:p>
-    <w:p/>
+    <w:p>
+      <w:pPr>
+        <w:pStyle w:val="ListNumber"/>
+      </w:pPr>
+      <w:r>
+        <w:t>Sees QA verification badge confirming story passed stereotype detection</w:t>
+      </w:r>
+    </w:p>
     <w:p>
       <w:r>
-        <w:t>──────────────────────────────────────────────────</w:t>
+        <w:rPr>
+          <w:color w:val="C8C8C8"/>
+        </w:rPr>
+        <w:t>────────────────────────────────────────────────────────────</w:t>
       </w:r>
     </w:p>
-    <w:p/>
+    <w:p>
+      <w:pPr>
+        <w:pStyle w:val="Heading2"/>
+      </w:pPr>
+      <w:r>
+        <w:t>How It Works (Technical)</w:t>
+      </w:r>
+    </w:p>
+    <w:p>
+      <w:pPr>
+        <w:ind w:left="432"/>
+      </w:pPr>
+      <w:r>
+        <w:rPr>
+          <w:rFonts w:ascii="Consolas" w:hAnsi="Consolas"/>
+          <w:sz w:val="18"/>
+        </w:rPr>
+        <w:t>Mother's Input → Goose MCP Server (5 tools) → Personalized Storybook</w:t>
+        <w:br/>
+        <w:br/>
+        <w:t>Tool 1: classify_stereotype    → Claude Sonnet 4.5  → Category mapping</w:t>
+        <w:br/>
+        <w:t>Tool 2: match_real_woman       → Local KB (50 women) → Best-fit woman</w:t>
+        <w:br/>
+        <w:t>Tool 3: generate_story         → Claude Opus 4.6     → 5-page narrative</w:t>
+        <w:br/>
+        <w:t>Tool 4: verify_story           → Claude Sonnet 4.5   → Stereotype QA</w:t>
+        <w:br/>
+        <w:t>Tool 5: generate_illustration  → DALL-E 3            → 5 watercolor images</w:t>
+      </w:r>
+    </w:p>
+    <w:p>
+      <w:r>
+        <w:t xml:space="preserve">The entire story engine is a </w:t>
+      </w:r>
+      <w:r>
+        <w:rPr>
+          <w:b/>
+        </w:rPr>
+        <w:t>Goose-compatible MCP extension</w:t>
+      </w:r>
+      <w:r>
+        <w:t xml:space="preserve"> — 5 tools exposed via FastMCP with stdio transport and JSON-RPC 2.0 protocol. Flask backend orchestrates the pipeline and streams progress to the React frontend via SSE.</w:t>
+      </w:r>
+    </w:p>
+    <w:p>
+      <w:r>
+        <w:rPr>
+          <w:color w:val="C8C8C8"/>
+        </w:rPr>
+        <w:t>────────────────────────────────────────────────────────────</w:t>
+      </w:r>
+    </w:p>
     <w:p>
       <w:pPr>
         <w:pStyle w:val="Heading2"/>
@@ -231,11 +449,11 @@
         <w:t>AI Pressure-Test</w:t>
       </w:r>
     </w:p>
-    <w:p/>
     <w:tbl>
       <w:tblPr>
         <w:tblStyle w:val="TableGrid"/>
         <w:tblW w:type="auto" w:w="0"/>
+        <w:jc w:val="center"/>
         <w:tblLook w:firstColumn="1" w:firstRow="1" w:lastColumn="0" w:lastRow="0" w:noHBand="0" w:noVBand="1" w:val="04A0"/>
       </w:tblPr>
       <w:tblGrid>
@@ -248,7 +466,12 @@
             <w:tcW w:type="dxa" w:w="4320"/>
           </w:tcPr>
           <w:p>
+            <w:r/>
             <w:r>
+              <w:rPr>
+                <w:b/>
+                <w:sz w:val="20"/>
+              </w:rPr>
               <w:t>Field</w:t>
             </w:r>
           </w:p>
@@ -258,7 +481,12 @@
             <w:tcW w:type="dxa" w:w="4320"/>
           </w:tcPr>
           <w:p>
+            <w:r/>
             <w:r>
+              <w:rPr>
+                <w:b/>
+                <w:sz w:val="20"/>
+              </w:rPr>
               <w:t>Content</w:t>
             </w:r>
           </w:p>
@@ -270,8 +498,12 @@
             <w:tcW w:type="dxa" w:w="4320"/>
           </w:tcPr>
           <w:p>
+            <w:r/>
             <w:r>
-              <w:t>**LLM Used**</w:t>
+              <w:rPr>
+                <w:sz w:val="20"/>
+              </w:rPr>
+              <w:t>LLM Used</w:t>
             </w:r>
           </w:p>
         </w:tc>
@@ -280,8 +512,12 @@
             <w:tcW w:type="dxa" w:w="4320"/>
           </w:tcPr>
           <w:p>
+            <w:r/>
             <w:r>
-              <w:t>Claude Sonnet 4.5 (via Claude Code)</w:t>
+              <w:rPr>
+                <w:sz w:val="20"/>
+              </w:rPr>
+              <w:t>Claude (via Goose AI Agent)</w:t>
             </w:r>
           </w:p>
         </w:tc>
@@ -292,8 +528,12 @@
             <w:tcW w:type="dxa" w:w="4320"/>
           </w:tcPr>
           <w:p>
+            <w:r/>
             <w:r>
-              <w:t>**Prompt Summary**</w:t>
+              <w:rPr>
+                <w:sz w:val="20"/>
+              </w:rPr>
+              <w:t>Prompt Summary</w:t>
             </w:r>
           </w:p>
         </w:tc>
@@ -302,7 +542,11 @@
             <w:tcW w:type="dxa" w:w="4320"/>
           </w:tcPr>
           <w:p>
+            <w:r/>
             <w:r>
+              <w:rPr>
+                <w:sz w:val="20"/>
+              </w:rPr>
               <w:t>"Review this problem frame for clarity, specificity, and completeness"</w:t>
             </w:r>
           </w:p>
@@ -314,8 +558,12 @@
             <w:tcW w:type="dxa" w:w="4320"/>
           </w:tcPr>
           <w:p>
+            <w:r/>
             <w:r>
-              <w:t>**AI Output**</w:t>
+              <w:rPr>
+                <w:sz w:val="20"/>
+              </w:rPr>
+              <w:t>AI Output</w:t>
             </w:r>
           </w:p>
         </w:tc>
@@ -324,7 +572,11 @@
             <w:tcW w:type="dxa" w:w="4320"/>
           </w:tcPr>
           <w:p>
+            <w:r/>
             <w:r>
+              <w:rPr>
+                <w:sz w:val="20"/>
+              </w:rPr>
               <w:t>Suggested adding specific age range, quantifying success metrics, clarifying constraint priorities</w:t>
             </w:r>
           </w:p>
@@ -336,8 +588,12 @@
             <w:tcW w:type="dxa" w:w="4320"/>
           </w:tcPr>
           <w:p>
+            <w:r/>
             <w:r>
-              <w:t>**What I Kept**</w:t>
+              <w:rPr>
+                <w:sz w:val="20"/>
+              </w:rPr>
+              <w:t>What I Kept</w:t>
             </w:r>
           </w:p>
         </w:tc>
@@ -346,7 +602,11 @@
             <w:tcW w:type="dxa" w:w="4320"/>
           </w:tcPr>
           <w:p>
+            <w:r/>
             <w:r>
+              <w:rPr>
+                <w:sz w:val="20"/>
+              </w:rPr>
               <w:t>Age range specification (3-10), generation time target (&lt;90 seconds), QA score threshold (7+/10)</w:t>
             </w:r>
           </w:p>
@@ -358,8 +618,12 @@
             <w:tcW w:type="dxa" w:w="4320"/>
           </w:tcPr>
           <w:p>
+            <w:r/>
             <w:r>
-              <w:t>**What I Changed**</w:t>
+              <w:rPr>
+                <w:sz w:val="20"/>
+              </w:rPr>
+              <w:t>What I Changed</w:t>
             </w:r>
           </w:p>
         </w:tc>
@@ -368,8 +632,12 @@
             <w:tcW w:type="dxa" w:w="4320"/>
           </w:tcPr>
           <w:p>
+            <w:r/>
             <w:r>
-              <w:t>Removed jargon ("counter-stereotypical exposure"), added concrete demo flow steps</w:t>
+              <w:rPr>
+                <w:sz w:val="20"/>
+              </w:rPr>
+              <w:t>Removed jargon ("counter-stereotypical exposure"), added concrete demo flow steps, added SDG alignment</w:t>
             </w:r>
           </w:p>
         </w:tc>
@@ -378,16 +646,22 @@
     <w:p/>
     <w:p>
       <w:r>
-        <w:t>──────────────────────────────────────────────────</w:t>
+        <w:rPr>
+          <w:color w:val="C8C8C8"/>
+        </w:rPr>
+        <w:t>────────────────────────────────────────────────────────────</w:t>
       </w:r>
     </w:p>
-    <w:p/>
     <w:p>
       <w:r>
+        <w:rPr>
+          <w:i/>
+          <w:color w:val="808080"/>
+          <w:sz w:val="20"/>
+        </w:rPr>
         <w:t>Built for #75HER Challenge | CreateHER Fest 2026</w:t>
       </w:r>
     </w:p>
-    <w:p/>
     <w:sectPr>
       <w:pgSz w:w="12240" w:h="15840"/>
       <w:pgMar w:top="1440" w:right="1800" w:bottom="1440" w:left="1800" w:header="720" w:footer="720" w:gutter="0"/>
